--- a/ lab25.docx
+++ b/ lab25.docx
@@ -1133,54 +1133,7 @@
         <w:jc w:val="center"/>
       </w:pPr>
       <w:r>
-        <w:drawing>
-          <wp:inline xmlns:a="http://schemas.openxmlformats.org/drawingml/2006/main" xmlns:pic="http://schemas.openxmlformats.org/drawingml/2006/picture">
-            <wp:extent cx="4284090" cy="2991782"/>
-            <wp:docPr id="1" name="Picture 1"/>
-            <wp:cNvGraphicFramePr>
-              <a:graphicFrameLocks noChangeAspect="1"/>
-            </wp:cNvGraphicFramePr>
-            <a:graphic>
-              <a:graphicData uri="http://schemas.openxmlformats.org/drawingml/2006/picture">
-                <pic:pic>
-                  <pic:nvPicPr>
-                    <pic:cNvPr id="0" name="img_29.png"/>
-                    <pic:cNvPicPr/>
-                  </pic:nvPicPr>
-                  <pic:blipFill>
-                    <a:blip r:embed="rId9"/>
-                    <a:stretch>
-                      <a:fillRect/>
-                    </a:stretch>
-                  </pic:blipFill>
-                  <pic:spPr>
-                    <a:xfrm>
-                      <a:off x="0" y="0"/>
-                      <a:ext cx="4284090" cy="2991782"/>
-                    </a:xfrm>
-                    <a:prstGeom prst="rect"/>
-                  </pic:spPr>
-                </pic:pic>
-              </a:graphicData>
-            </a:graphic>
-          </wp:inline>
-        </w:drawing>
-      </w:r>
-    </w:p>
-    <w:p>
-      <w:pPr>
-        <w:spacing w:line="360" w:lineRule="auto" w:before="0" w:after="0"/>
-        <w:jc w:val="center"/>
-      </w:pPr>
-      <w:r>
-        <w:rPr>
-          <w:rFonts w:ascii="Times New Roman" w:hAnsi="Times New Roman"/>
-          <w:b w:val="0"/>
-          <w:i/>
-          <w:color w:val="000000"/>
-          <w:sz w:val="24"/>
-        </w:rPr>
-        <w:t>Рисунок 1 - Настройка сетевого интерфейса сервера</w:t>
+        <w:t>[Изображение не найдено: img_29.png]</w:t>
       </w:r>
     </w:p>
     <w:p>
@@ -1259,54 +1212,7 @@
         <w:jc w:val="center"/>
       </w:pPr>
       <w:r>
-        <w:drawing>
-          <wp:inline xmlns:a="http://schemas.openxmlformats.org/drawingml/2006/main" xmlns:pic="http://schemas.openxmlformats.org/drawingml/2006/picture">
-            <wp:extent cx="4284090" cy="2641088"/>
-            <wp:docPr id="2" name="Picture 2"/>
-            <wp:cNvGraphicFramePr>
-              <a:graphicFrameLocks noChangeAspect="1"/>
-            </wp:cNvGraphicFramePr>
-            <a:graphic>
-              <a:graphicData uri="http://schemas.openxmlformats.org/drawingml/2006/picture">
-                <pic:pic>
-                  <pic:nvPicPr>
-                    <pic:cNvPr id="0" name="img_30.png"/>
-                    <pic:cNvPicPr/>
-                  </pic:nvPicPr>
-                  <pic:blipFill>
-                    <a:blip r:embed="rId10"/>
-                    <a:stretch>
-                      <a:fillRect/>
-                    </a:stretch>
-                  </pic:blipFill>
-                  <pic:spPr>
-                    <a:xfrm>
-                      <a:off x="0" y="0"/>
-                      <a:ext cx="4284090" cy="2641088"/>
-                    </a:xfrm>
-                    <a:prstGeom prst="rect"/>
-                  </pic:spPr>
-                </pic:pic>
-              </a:graphicData>
-            </a:graphic>
-          </wp:inline>
-        </w:drawing>
-      </w:r>
-    </w:p>
-    <w:p>
-      <w:pPr>
-        <w:spacing w:line="360" w:lineRule="auto" w:before="0" w:after="0"/>
-        <w:jc w:val="center"/>
-      </w:pPr>
-      <w:r>
-        <w:rPr>
-          <w:rFonts w:ascii="Times New Roman" w:hAnsi="Times New Roman"/>
-          <w:b w:val="0"/>
-          <w:i/>
-          <w:color w:val="000000"/>
-          <w:sz w:val="24"/>
-        </w:rPr>
-        <w:t>Рисунок 2 - Выбор ролей и компонентов</w:t>
+        <w:t>[Изображение не найдено: img_30.png]</w:t>
       </w:r>
     </w:p>
     <w:p>
@@ -1385,54 +1291,7 @@
         <w:jc w:val="center"/>
       </w:pPr>
       <w:r>
-        <w:drawing>
-          <wp:inline xmlns:a="http://schemas.openxmlformats.org/drawingml/2006/main" xmlns:pic="http://schemas.openxmlformats.org/drawingml/2006/picture">
-            <wp:extent cx="4284090" cy="2403447"/>
-            <wp:docPr id="3" name="Picture 3"/>
-            <wp:cNvGraphicFramePr>
-              <a:graphicFrameLocks noChangeAspect="1"/>
-            </wp:cNvGraphicFramePr>
-            <a:graphic>
-              <a:graphicData uri="http://schemas.openxmlformats.org/drawingml/2006/picture">
-                <pic:pic>
-                  <pic:nvPicPr>
-                    <pic:cNvPr id="0" name="img_31.png"/>
-                    <pic:cNvPicPr/>
-                  </pic:nvPicPr>
-                  <pic:blipFill>
-                    <a:blip r:embed="rId11"/>
-                    <a:stretch>
-                      <a:fillRect/>
-                    </a:stretch>
-                  </pic:blipFill>
-                  <pic:spPr>
-                    <a:xfrm>
-                      <a:off x="0" y="0"/>
-                      <a:ext cx="4284090" cy="2403447"/>
-                    </a:xfrm>
-                    <a:prstGeom prst="rect"/>
-                  </pic:spPr>
-                </pic:pic>
-              </a:graphicData>
-            </a:graphic>
-          </wp:inline>
-        </w:drawing>
-      </w:r>
-    </w:p>
-    <w:p>
-      <w:pPr>
-        <w:spacing w:line="360" w:lineRule="auto" w:before="0" w:after="0"/>
-        <w:jc w:val="center"/>
-      </w:pPr>
-      <w:r>
-        <w:rPr>
-          <w:rFonts w:ascii="Times New Roman" w:hAnsi="Times New Roman"/>
-          <w:b w:val="0"/>
-          <w:i/>
-          <w:color w:val="000000"/>
-          <w:sz w:val="24"/>
-        </w:rPr>
-        <w:t>Рисунок 3 - Создание нового леса active directory</w:t>
+        <w:t>[Изображение не найдено: img_31.png]</w:t>
       </w:r>
     </w:p>
     <w:p>
@@ -1760,54 +1619,7 @@
         <w:jc w:val="center"/>
       </w:pPr>
       <w:r>
-        <w:drawing>
-          <wp:inline xmlns:a="http://schemas.openxmlformats.org/drawingml/2006/main" xmlns:pic="http://schemas.openxmlformats.org/drawingml/2006/picture">
-            <wp:extent cx="4284090" cy="2161842"/>
-            <wp:docPr id="4" name="Picture 4"/>
-            <wp:cNvGraphicFramePr>
-              <a:graphicFrameLocks noChangeAspect="1"/>
-            </wp:cNvGraphicFramePr>
-            <a:graphic>
-              <a:graphicData uri="http://schemas.openxmlformats.org/drawingml/2006/picture">
-                <pic:pic>
-                  <pic:nvPicPr>
-                    <pic:cNvPr id="0" name="img_32.png"/>
-                    <pic:cNvPicPr/>
-                  </pic:nvPicPr>
-                  <pic:blipFill>
-                    <a:blip r:embed="rId12"/>
-                    <a:stretch>
-                      <a:fillRect/>
-                    </a:stretch>
-                  </pic:blipFill>
-                  <pic:spPr>
-                    <a:xfrm>
-                      <a:off x="0" y="0"/>
-                      <a:ext cx="4284090" cy="2161842"/>
-                    </a:xfrm>
-                    <a:prstGeom prst="rect"/>
-                  </pic:spPr>
-                </pic:pic>
-              </a:graphicData>
-            </a:graphic>
-          </wp:inline>
-        </w:drawing>
-      </w:r>
-    </w:p>
-    <w:p>
-      <w:pPr>
-        <w:spacing w:line="360" w:lineRule="auto" w:before="0" w:after="0"/>
-        <w:jc w:val="center"/>
-      </w:pPr>
-      <w:r>
-        <w:rPr>
-          <w:rFonts w:ascii="Times New Roman" w:hAnsi="Times New Roman"/>
-          <w:b w:val="0"/>
-          <w:i/>
-          <w:color w:val="000000"/>
-          <w:sz w:val="24"/>
-        </w:rPr>
-        <w:t>Рисунок 4 - Создание reverse lookup zone</w:t>
+        <w:t>[Изображение не найдено: img_32.png]</w:t>
       </w:r>
     </w:p>
     <w:p>
@@ -1886,54 +1698,7 @@
         <w:jc w:val="center"/>
       </w:pPr>
       <w:r>
-        <w:drawing>
-          <wp:inline xmlns:a="http://schemas.openxmlformats.org/drawingml/2006/main" xmlns:pic="http://schemas.openxmlformats.org/drawingml/2006/picture">
-            <wp:extent cx="4284090" cy="2604583"/>
-            <wp:docPr id="5" name="Picture 5"/>
-            <wp:cNvGraphicFramePr>
-              <a:graphicFrameLocks noChangeAspect="1"/>
-            </wp:cNvGraphicFramePr>
-            <a:graphic>
-              <a:graphicData uri="http://schemas.openxmlformats.org/drawingml/2006/picture">
-                <pic:pic>
-                  <pic:nvPicPr>
-                    <pic:cNvPr id="0" name="img_33.png"/>
-                    <pic:cNvPicPr/>
-                  </pic:nvPicPr>
-                  <pic:blipFill>
-                    <a:blip r:embed="rId13"/>
-                    <a:stretch>
-                      <a:fillRect/>
-                    </a:stretch>
-                  </pic:blipFill>
-                  <pic:spPr>
-                    <a:xfrm>
-                      <a:off x="0" y="0"/>
-                      <a:ext cx="4284090" cy="2604583"/>
-                    </a:xfrm>
-                    <a:prstGeom prst="rect"/>
-                  </pic:spPr>
-                </pic:pic>
-              </a:graphicData>
-            </a:graphic>
-          </wp:inline>
-        </w:drawing>
-      </w:r>
-    </w:p>
-    <w:p>
-      <w:pPr>
-        <w:spacing w:line="360" w:lineRule="auto" w:before="0" w:after="0"/>
-        <w:jc w:val="center"/>
-      </w:pPr>
-      <w:r>
-        <w:rPr>
-          <w:rFonts w:ascii="Times New Roman" w:hAnsi="Times New Roman"/>
-          <w:b w:val="0"/>
-          <w:i/>
-          <w:color w:val="000000"/>
-          <w:sz w:val="24"/>
-        </w:rPr>
-        <w:t>Рисунок 5 - Настройка dns forwarders</w:t>
+        <w:t>[Изображение не найдено: img_33.png]</w:t>
       </w:r>
     </w:p>
     <w:p>
@@ -2055,54 +1820,7 @@
         <w:jc w:val="center"/>
       </w:pPr>
       <w:r>
-        <w:drawing>
-          <wp:inline xmlns:a="http://schemas.openxmlformats.org/drawingml/2006/main" xmlns:pic="http://schemas.openxmlformats.org/drawingml/2006/picture">
-            <wp:extent cx="4284090" cy="2047443"/>
-            <wp:docPr id="6" name="Picture 6"/>
-            <wp:cNvGraphicFramePr>
-              <a:graphicFrameLocks noChangeAspect="1"/>
-            </wp:cNvGraphicFramePr>
-            <a:graphic>
-              <a:graphicData uri="http://schemas.openxmlformats.org/drawingml/2006/picture">
-                <pic:pic>
-                  <pic:nvPicPr>
-                    <pic:cNvPr id="0" name="img_34.png"/>
-                    <pic:cNvPicPr/>
-                  </pic:nvPicPr>
-                  <pic:blipFill>
-                    <a:blip r:embed="rId14"/>
-                    <a:stretch>
-                      <a:fillRect/>
-                    </a:stretch>
-                  </pic:blipFill>
-                  <pic:spPr>
-                    <a:xfrm>
-                      <a:off x="0" y="0"/>
-                      <a:ext cx="4284090" cy="2047443"/>
-                    </a:xfrm>
-                    <a:prstGeom prst="rect"/>
-                  </pic:spPr>
-                </pic:pic>
-              </a:graphicData>
-            </a:graphic>
-          </wp:inline>
-        </w:drawing>
-      </w:r>
-    </w:p>
-    <w:p>
-      <w:pPr>
-        <w:spacing w:line="360" w:lineRule="auto" w:before="0" w:after="0"/>
-        <w:jc w:val="center"/>
-      </w:pPr>
-      <w:r>
-        <w:rPr>
-          <w:rFonts w:ascii="Times New Roman" w:hAnsi="Times New Roman"/>
-          <w:b w:val="0"/>
-          <w:i/>
-          <w:color w:val="000000"/>
-          <w:sz w:val="24"/>
-        </w:rPr>
-        <w:t>Рисунок 6 - Установка роли dhcp</w:t>
+        <w:t>[Изображение не найдено: img_34.png]</w:t>
       </w:r>
     </w:p>
     <w:p>
@@ -2383,54 +2101,7 @@
         <w:jc w:val="center"/>
       </w:pPr>
       <w:r>
-        <w:drawing>
-          <wp:inline xmlns:a="http://schemas.openxmlformats.org/drawingml/2006/main" xmlns:pic="http://schemas.openxmlformats.org/drawingml/2006/picture">
-            <wp:extent cx="4284090" cy="3237259"/>
-            <wp:docPr id="7" name="Picture 7"/>
-            <wp:cNvGraphicFramePr>
-              <a:graphicFrameLocks noChangeAspect="1"/>
-            </wp:cNvGraphicFramePr>
-            <a:graphic>
-              <a:graphicData uri="http://schemas.openxmlformats.org/drawingml/2006/picture">
-                <pic:pic>
-                  <pic:nvPicPr>
-                    <pic:cNvPr id="0" name="img_35.png"/>
-                    <pic:cNvPicPr/>
-                  </pic:nvPicPr>
-                  <pic:blipFill>
-                    <a:blip r:embed="rId15"/>
-                    <a:stretch>
-                      <a:fillRect/>
-                    </a:stretch>
-                  </pic:blipFill>
-                  <pic:spPr>
-                    <a:xfrm>
-                      <a:off x="0" y="0"/>
-                      <a:ext cx="4284090" cy="3237259"/>
-                    </a:xfrm>
-                    <a:prstGeom prst="rect"/>
-                  </pic:spPr>
-                </pic:pic>
-              </a:graphicData>
-            </a:graphic>
-          </wp:inline>
-        </w:drawing>
-      </w:r>
-    </w:p>
-    <w:p>
-      <w:pPr>
-        <w:spacing w:line="360" w:lineRule="auto" w:before="0" w:after="0"/>
-        <w:jc w:val="center"/>
-      </w:pPr>
-      <w:r>
-        <w:rPr>
-          <w:rFonts w:ascii="Times New Roman" w:hAnsi="Times New Roman"/>
-          <w:b w:val="0"/>
-          <w:i/>
-          <w:color w:val="000000"/>
-          <w:sz w:val="24"/>
-        </w:rPr>
-        <w:t>Рисунок 7 - Настройка dhcp scope</w:t>
+        <w:t>[Изображение не найдено: img_35.png]</w:t>
       </w:r>
     </w:p>
     <w:p>
@@ -2529,54 +2200,7 @@
         <w:jc w:val="center"/>
       </w:pPr>
       <w:r>
-        <w:drawing>
-          <wp:inline xmlns:a="http://schemas.openxmlformats.org/drawingml/2006/main" xmlns:pic="http://schemas.openxmlformats.org/drawingml/2006/picture">
-            <wp:extent cx="4284090" cy="2917386"/>
-            <wp:docPr id="8" name="Picture 8"/>
-            <wp:cNvGraphicFramePr>
-              <a:graphicFrameLocks noChangeAspect="1"/>
-            </wp:cNvGraphicFramePr>
-            <a:graphic>
-              <a:graphicData uri="http://schemas.openxmlformats.org/drawingml/2006/picture">
-                <pic:pic>
-                  <pic:nvPicPr>
-                    <pic:cNvPr id="0" name="img_36.png"/>
-                    <pic:cNvPicPr/>
-                  </pic:nvPicPr>
-                  <pic:blipFill>
-                    <a:blip r:embed="rId16"/>
-                    <a:stretch>
-                      <a:fillRect/>
-                    </a:stretch>
-                  </pic:blipFill>
-                  <pic:spPr>
-                    <a:xfrm>
-                      <a:off x="0" y="0"/>
-                      <a:ext cx="4284090" cy="2917386"/>
-                    </a:xfrm>
-                    <a:prstGeom prst="rect"/>
-                  </pic:spPr>
-                </pic:pic>
-              </a:graphicData>
-            </a:graphic>
-          </wp:inline>
-        </w:drawing>
-      </w:r>
-    </w:p>
-    <w:p>
-      <w:pPr>
-        <w:spacing w:line="360" w:lineRule="auto" w:before="0" w:after="0"/>
-        <w:jc w:val="center"/>
-      </w:pPr>
-      <w:r>
-        <w:rPr>
-          <w:rFonts w:ascii="Times New Roman" w:hAnsi="Times New Roman"/>
-          <w:b w:val="0"/>
-          <w:i/>
-          <w:color w:val="000000"/>
-          <w:sz w:val="24"/>
-        </w:rPr>
-        <w:t>Рисунок 8 - Получение ip-адреса клиентом</w:t>
+        <w:t>[Изображение не найдено: img_36.png]</w:t>
       </w:r>
     </w:p>
     <w:p>
@@ -2638,54 +2262,7 @@
         <w:jc w:val="center"/>
       </w:pPr>
       <w:r>
-        <w:drawing>
-          <wp:inline xmlns:a="http://schemas.openxmlformats.org/drawingml/2006/main" xmlns:pic="http://schemas.openxmlformats.org/drawingml/2006/picture">
-            <wp:extent cx="4284090" cy="2523192"/>
-            <wp:docPr id="9" name="Picture 9"/>
-            <wp:cNvGraphicFramePr>
-              <a:graphicFrameLocks noChangeAspect="1"/>
-            </wp:cNvGraphicFramePr>
-            <a:graphic>
-              <a:graphicData uri="http://schemas.openxmlformats.org/drawingml/2006/picture">
-                <pic:pic>
-                  <pic:nvPicPr>
-                    <pic:cNvPr id="0" name="img_37.png"/>
-                    <pic:cNvPicPr/>
-                  </pic:nvPicPr>
-                  <pic:blipFill>
-                    <a:blip r:embed="rId17"/>
-                    <a:stretch>
-                      <a:fillRect/>
-                    </a:stretch>
-                  </pic:blipFill>
-                  <pic:spPr>
-                    <a:xfrm>
-                      <a:off x="0" y="0"/>
-                      <a:ext cx="4284090" cy="2523192"/>
-                    </a:xfrm>
-                    <a:prstGeom prst="rect"/>
-                  </pic:spPr>
-                </pic:pic>
-              </a:graphicData>
-            </a:graphic>
-          </wp:inline>
-        </w:drawing>
-      </w:r>
-    </w:p>
-    <w:p>
-      <w:pPr>
-        <w:spacing w:line="360" w:lineRule="auto" w:before="0" w:after="0"/>
-        <w:jc w:val="center"/>
-      </w:pPr>
-      <w:r>
-        <w:rPr>
-          <w:rFonts w:ascii="Times New Roman" w:hAnsi="Times New Roman"/>
-          <w:b w:val="0"/>
-          <w:i/>
-          <w:color w:val="000000"/>
-          <w:sz w:val="24"/>
-        </w:rPr>
-        <w:t>Рисунок 9 - Проверка соединения ping</w:t>
+        <w:t>[Изображение не найдено: img_37.png]</w:t>
       </w:r>
     </w:p>
     <w:p>
